--- a/docs/general-english/A2/build/a21-u01.docx
+++ b/docs/general-english/A2/build/a21-u01.docx
@@ -3,6 +3,9 @@
 <w:document xmlns:w="http://schemas.openxmlformats.org/wordprocessingml/2006/main" xmlns:m="http://schemas.openxmlformats.org/officeDocument/2006/math" xmlns:r="http://schemas.openxmlformats.org/officeDocument/2006/relationships" xmlns:o="urn:schemas-microsoft-com:office:office" xmlns:v="urn:schemas-microsoft-com:vml" xmlns:w10="urn:schemas-microsoft-com:office:word" xmlns:a="http://schemas.openxmlformats.org/drawingml/2006/main" xmlns:pic="http://schemas.openxmlformats.org/drawingml/2006/picture" xmlns:wp="http://schemas.openxmlformats.org/drawingml/2006/wordprocessingDrawing">
   <w:body>
     <w:p>
+      <w:pPr>
+        <w:keepNext/>
+      </w:pPr>
       <w:r>
         <w:rPr>
           <w:bCs/>
@@ -12,6 +15,9 @@
       </w:r>
     </w:p>
     <w:p>
+      <w:pPr>
+        <w:keepNext/>
+      </w:pPr>
       <w:r>
         <w:rPr>
           <w:iCs/>
@@ -21,6 +27,9 @@
       </w:r>
     </w:p>
     <w:p>
+      <w:pPr>
+        <w:keepNext/>
+      </w:pPr>
       <w:r>
         <w:rPr>
           <w:bCs/>
@@ -30,6 +39,9 @@
       </w:r>
     </w:p>
     <w:p>
+      <w:pPr>
+        <w:keepNext/>
+      </w:pPr>
       <w:r>
         <w:rPr>
           <w:bCs/>
@@ -41,6 +53,9 @@
       </w:r>
     </w:p>
     <w:p>
+      <w:pPr>
+        <w:keepNext/>
+      </w:pPr>
       <w:r>
         <w:rPr>
           <w:bCs/>
@@ -50,6 +65,9 @@
       </w:r>
     </w:p>
     <w:p>
+      <w:pPr>
+        <w:keepNext/>
+      </w:pPr>
       <w:r>
         <w:rPr>
           <w:bCs/>
@@ -59,6 +77,9 @@
       </w:r>
     </w:p>
     <w:p>
+      <w:pPr>
+        <w:keepNext/>
+      </w:pPr>
       <w:r>
         <w:rPr>
           <w:bCs/>
@@ -88,6 +109,9 @@
         <w:gridCol w:w="2640"/>
       </w:tblGrid>
       <w:tr>
+        <w:trPr>
+          <w:cantSplit/>
+        </w:trPr>
         <w:tc>
           <w:tcPr/>
           <w:p>
@@ -103,6 +127,7 @@
           <w:tcPr/>
           <w:p>
             <w:pPr>
+              <w:keepNext/>
               <w:jc w:val="left"/>
             </w:pPr>
             <w:r>
@@ -127,6 +152,9 @@
         </w:tc>
       </w:tr>
       <w:tr>
+        <w:trPr>
+          <w:cantSplit/>
+        </w:trPr>
         <w:tc>
           <w:tcPr/>
           <w:p>
@@ -142,6 +170,7 @@
           <w:tcPr/>
           <w:p>
             <w:pPr>
+              <w:keepNext/>
               <w:jc w:val="left"/>
             </w:pPr>
             <w:r>
@@ -166,6 +195,9 @@
         </w:tc>
       </w:tr>
       <w:tr>
+        <w:trPr>
+          <w:cantSplit/>
+        </w:trPr>
         <w:tc>
           <w:tcPr/>
           <w:p>
@@ -181,6 +213,7 @@
           <w:tcPr/>
           <w:p>
             <w:pPr>
+              <w:keepNext/>
               <w:jc w:val="left"/>
             </w:pPr>
             <w:r>
@@ -205,6 +238,9 @@
         </w:tc>
       </w:tr>
       <w:tr>
+        <w:trPr>
+          <w:cantSplit/>
+        </w:trPr>
         <w:tc>
           <w:tcPr/>
           <w:p>
@@ -220,6 +256,7 @@
           <w:tcPr/>
           <w:p>
             <w:pPr>
+              <w:keepNext/>
               <w:jc w:val="left"/>
             </w:pPr>
             <w:r>
@@ -244,6 +281,9 @@
         </w:tc>
       </w:tr>
       <w:tr>
+        <w:trPr>
+          <w:cantSplit/>
+        </w:trPr>
         <w:tc>
           <w:tcPr/>
           <w:p>
@@ -259,6 +299,7 @@
           <w:tcPr/>
           <w:p>
             <w:pPr>
+              <w:keepNext/>
               <w:jc w:val="left"/>
             </w:pPr>
             <w:r>
@@ -284,6 +325,9 @@
       </w:tr>
     </w:tbl>
     <w:p>
+      <w:pPr>
+        <w:keepNext/>
+      </w:pPr>
       <w:r>
         <w:rPr>
           <w:bCs/>
@@ -312,10 +356,14 @@
         <w:gridCol w:w="3960"/>
       </w:tblGrid>
       <w:tr>
-        <w:tc>
-          <w:tcPr/>
-          <w:p>
-            <w:pPr>
+        <w:trPr>
+          <w:cantSplit/>
+        </w:trPr>
+        <w:tc>
+          <w:tcPr/>
+          <w:p>
+            <w:pPr>
+              <w:keepNext/>
               <w:jc w:val="left"/>
             </w:pPr>
             <w:r>
@@ -340,10 +388,14 @@
         </w:tc>
       </w:tr>
       <w:tr>
-        <w:tc>
-          <w:tcPr/>
-          <w:p>
-            <w:pPr>
+        <w:trPr>
+          <w:cantSplit/>
+        </w:trPr>
+        <w:tc>
+          <w:tcPr/>
+          <w:p>
+            <w:pPr>
+              <w:keepNext/>
               <w:jc w:val="left"/>
             </w:pPr>
             <w:r>
@@ -368,10 +420,14 @@
         </w:tc>
       </w:tr>
       <w:tr>
-        <w:tc>
-          <w:tcPr/>
-          <w:p>
-            <w:pPr>
+        <w:trPr>
+          <w:cantSplit/>
+        </w:trPr>
+        <w:tc>
+          <w:tcPr/>
+          <w:p>
+            <w:pPr>
+              <w:keepNext/>
               <w:jc w:val="left"/>
             </w:pPr>
             <w:r>
@@ -396,10 +452,14 @@
         </w:tc>
       </w:tr>
       <w:tr>
-        <w:tc>
-          <w:tcPr/>
-          <w:p>
-            <w:pPr>
+        <w:trPr>
+          <w:cantSplit/>
+        </w:trPr>
+        <w:tc>
+          <w:tcPr/>
+          <w:p>
+            <w:pPr>
+              <w:keepNext/>
               <w:jc w:val="left"/>
             </w:pPr>
             <w:r>
@@ -424,10 +484,14 @@
         </w:tc>
       </w:tr>
       <w:tr>
-        <w:tc>
-          <w:tcPr/>
-          <w:p>
-            <w:pPr>
+        <w:trPr>
+          <w:cantSplit/>
+        </w:trPr>
+        <w:tc>
+          <w:tcPr/>
+          <w:p>
+            <w:pPr>
+              <w:keepNext/>
               <w:jc w:val="left"/>
             </w:pPr>
             <w:r>
@@ -452,10 +516,14 @@
         </w:tc>
       </w:tr>
       <w:tr>
-        <w:tc>
-          <w:tcPr/>
-          <w:p>
-            <w:pPr>
+        <w:trPr>
+          <w:cantSplit/>
+        </w:trPr>
+        <w:tc>
+          <w:tcPr/>
+          <w:p>
+            <w:pPr>
+              <w:keepNext/>
               <w:jc w:val="left"/>
             </w:pPr>
             <w:r>
@@ -481,6 +549,9 @@
       </w:tr>
     </w:tbl>
     <w:p>
+      <w:pPr>
+        <w:keepNext/>
+      </w:pPr>
       <w:r>
         <w:rPr>
           <w:bCs/>
@@ -490,6 +561,9 @@
       </w:r>
     </w:p>
     <w:p>
+      <w:pPr>
+        <w:keepNext/>
+      </w:pPr>
       <w:r>
         <w:rPr>
           <w:bCs/>
@@ -558,6 +632,9 @@
       </w:r>
     </w:p>
     <w:p>
+      <w:pPr>
+        <w:keepNext/>
+      </w:pPr>
       <w:r>
         <w:rPr>
           <w:bCs/>
@@ -615,6 +692,9 @@
       </w:r>
     </w:p>
     <w:p>
+      <w:pPr>
+        <w:keepNext/>
+      </w:pPr>
       <w:r>
         <w:rPr>
           <w:iCs/>
@@ -624,6 +704,9 @@
       </w:r>
     </w:p>
     <w:p>
+      <w:pPr>
+        <w:keepNext/>
+      </w:pPr>
       <w:r>
         <w:rPr>
           <w:bCs/>
@@ -638,6 +721,9 @@
       </w:r>
     </w:p>
     <w:p>
+      <w:pPr>
+        <w:keepNext/>
+      </w:pPr>
       <w:r>
         <w:rPr>
           <w:bCs/>
@@ -667,6 +753,9 @@
       </w:r>
     </w:p>
     <w:p>
+      <w:pPr>
+        <w:keepNext/>
+      </w:pPr>
       <w:r>
         <w:rPr>
           <w:bCs/>
@@ -696,6 +785,9 @@
       </w:r>
     </w:p>
     <w:p>
+      <w:pPr>
+        <w:keepNext/>
+      </w:pPr>
       <w:r>
         <w:rPr>
           <w:bCs/>
@@ -705,6 +797,9 @@
       </w:r>
     </w:p>
     <w:p>
+      <w:pPr>
+        <w:keepNext/>
+      </w:pPr>
       <w:r>
         <w:rPr>
           <w:bCs/>
@@ -716,6 +811,9 @@
       </w:r>
     </w:p>
     <w:p>
+      <w:pPr>
+        <w:keepNext/>
+      </w:pPr>
       <w:r>
         <w:rPr>
           <w:bCs/>
@@ -725,6 +823,9 @@
       </w:r>
     </w:p>
     <w:p>
+      <w:pPr>
+        <w:keepNext/>
+      </w:pPr>
       <w:r>
         <w:rPr>
           <w:bCs/>
@@ -745,6 +846,9 @@
       </w:r>
     </w:p>
     <w:p>
+      <w:pPr>
+        <w:keepNext/>
+      </w:pPr>
       <w:r>
         <w:rPr>
           <w:bCs/>
@@ -774,6 +878,9 @@
         <w:gridCol w:w="2640"/>
       </w:tblGrid>
       <w:tr>
+        <w:trPr>
+          <w:cantSplit/>
+        </w:trPr>
         <w:tc>
           <w:tcPr/>
           <w:p>
@@ -789,6 +896,7 @@
           <w:tcPr/>
           <w:p>
             <w:pPr>
+              <w:keepNext/>
               <w:jc w:val="left"/>
             </w:pPr>
             <w:r>
@@ -813,6 +921,9 @@
         </w:tc>
       </w:tr>
       <w:tr>
+        <w:trPr>
+          <w:cantSplit/>
+        </w:trPr>
         <w:tc>
           <w:tcPr/>
           <w:p>
@@ -828,6 +939,7 @@
           <w:tcPr/>
           <w:p>
             <w:pPr>
+              <w:keepNext/>
               <w:jc w:val="left"/>
             </w:pPr>
             <w:r>
@@ -852,6 +964,9 @@
         </w:tc>
       </w:tr>
       <w:tr>
+        <w:trPr>
+          <w:cantSplit/>
+        </w:trPr>
         <w:tc>
           <w:tcPr/>
           <w:p>
@@ -867,6 +982,7 @@
           <w:tcPr/>
           <w:p>
             <w:pPr>
+              <w:keepNext/>
               <w:jc w:val="left"/>
             </w:pPr>
             <w:r>
@@ -891,6 +1007,9 @@
         </w:tc>
       </w:tr>
       <w:tr>
+        <w:trPr>
+          <w:cantSplit/>
+        </w:trPr>
         <w:tc>
           <w:tcPr/>
           <w:p>
@@ -906,6 +1025,7 @@
           <w:tcPr/>
           <w:p>
             <w:pPr>
+              <w:keepNext/>
               <w:jc w:val="left"/>
             </w:pPr>
             <w:r>
@@ -930,6 +1050,9 @@
         </w:tc>
       </w:tr>
       <w:tr>
+        <w:trPr>
+          <w:cantSplit/>
+        </w:trPr>
         <w:tc>
           <w:tcPr/>
           <w:p>
@@ -945,6 +1068,7 @@
           <w:tcPr/>
           <w:p>
             <w:pPr>
+              <w:keepNext/>
               <w:jc w:val="left"/>
             </w:pPr>
             <w:r>
@@ -969,6 +1093,9 @@
         </w:tc>
       </w:tr>
       <w:tr>
+        <w:trPr>
+          <w:cantSplit/>
+        </w:trPr>
         <w:tc>
           <w:tcPr/>
           <w:p>
@@ -984,6 +1111,7 @@
           <w:tcPr/>
           <w:p>
             <w:pPr>
+              <w:keepNext/>
               <w:jc w:val="left"/>
             </w:pPr>
             <w:r>
@@ -1008,6 +1136,9 @@
         </w:tc>
       </w:tr>
       <w:tr>
+        <w:trPr>
+          <w:cantSplit/>
+        </w:trPr>
         <w:tc>
           <w:tcPr/>
           <w:p>
@@ -1023,6 +1154,7 @@
           <w:tcPr/>
           <w:p>
             <w:pPr>
+              <w:keepNext/>
               <w:jc w:val="left"/>
             </w:pPr>
             <w:r>
@@ -1048,6 +1180,9 @@
       </w:tr>
     </w:tbl>
     <w:p>
+      <w:pPr>
+        <w:keepNext/>
+      </w:pPr>
       <w:r>
         <w:rPr>
           <w:bCs/>
@@ -1076,10 +1211,14 @@
         <w:gridCol w:w="3960"/>
       </w:tblGrid>
       <w:tr>
-        <w:tc>
-          <w:tcPr/>
-          <w:p>
-            <w:pPr>
+        <w:trPr>
+          <w:cantSplit/>
+        </w:trPr>
+        <w:tc>
+          <w:tcPr/>
+          <w:p>
+            <w:pPr>
+              <w:keepNext/>
               <w:jc w:val="left"/>
             </w:pPr>
             <w:r>
@@ -1104,10 +1243,14 @@
         </w:tc>
       </w:tr>
       <w:tr>
-        <w:tc>
-          <w:tcPr/>
-          <w:p>
-            <w:pPr>
+        <w:trPr>
+          <w:cantSplit/>
+        </w:trPr>
+        <w:tc>
+          <w:tcPr/>
+          <w:p>
+            <w:pPr>
+              <w:keepNext/>
               <w:jc w:val="left"/>
             </w:pPr>
             <w:r>
@@ -1132,10 +1275,14 @@
         </w:tc>
       </w:tr>
       <w:tr>
-        <w:tc>
-          <w:tcPr/>
-          <w:p>
-            <w:pPr>
+        <w:trPr>
+          <w:cantSplit/>
+        </w:trPr>
+        <w:tc>
+          <w:tcPr/>
+          <w:p>
+            <w:pPr>
+              <w:keepNext/>
               <w:jc w:val="left"/>
             </w:pPr>
             <w:r>
@@ -1160,10 +1307,14 @@
         </w:tc>
       </w:tr>
       <w:tr>
-        <w:tc>
-          <w:tcPr/>
-          <w:p>
-            <w:pPr>
+        <w:trPr>
+          <w:cantSplit/>
+        </w:trPr>
+        <w:tc>
+          <w:tcPr/>
+          <w:p>
+            <w:pPr>
+              <w:keepNext/>
               <w:jc w:val="left"/>
             </w:pPr>
             <w:r>
@@ -1188,10 +1339,14 @@
         </w:tc>
       </w:tr>
       <w:tr>
-        <w:tc>
-          <w:tcPr/>
-          <w:p>
-            <w:pPr>
+        <w:trPr>
+          <w:cantSplit/>
+        </w:trPr>
+        <w:tc>
+          <w:tcPr/>
+          <w:p>
+            <w:pPr>
+              <w:keepNext/>
               <w:jc w:val="left"/>
             </w:pPr>
             <w:r>
@@ -1216,10 +1371,14 @@
         </w:tc>
       </w:tr>
       <w:tr>
-        <w:tc>
-          <w:tcPr/>
-          <w:p>
-            <w:pPr>
+        <w:trPr>
+          <w:cantSplit/>
+        </w:trPr>
+        <w:tc>
+          <w:tcPr/>
+          <w:p>
+            <w:pPr>
+              <w:keepNext/>
               <w:jc w:val="left"/>
             </w:pPr>
             <w:r>
@@ -1244,10 +1403,14 @@
         </w:tc>
       </w:tr>
       <w:tr>
-        <w:tc>
-          <w:tcPr/>
-          <w:p>
-            <w:pPr>
+        <w:trPr>
+          <w:cantSplit/>
+        </w:trPr>
+        <w:tc>
+          <w:tcPr/>
+          <w:p>
+            <w:pPr>
+              <w:keepNext/>
               <w:jc w:val="left"/>
             </w:pPr>
             <w:r>
@@ -1272,10 +1435,14 @@
         </w:tc>
       </w:tr>
       <w:tr>
-        <w:tc>
-          <w:tcPr/>
-          <w:p>
-            <w:pPr>
+        <w:trPr>
+          <w:cantSplit/>
+        </w:trPr>
+        <w:tc>
+          <w:tcPr/>
+          <w:p>
+            <w:pPr>
+              <w:keepNext/>
               <w:jc w:val="left"/>
             </w:pPr>
             <w:r>
@@ -1316,6 +1483,9 @@
       </w:r>
     </w:p>
     <w:p>
+      <w:pPr>
+        <w:keepNext/>
+      </w:pPr>
       <w:r>
         <w:rPr>
           <w:bCs/>
@@ -1325,6 +1495,9 @@
       </w:r>
     </w:p>
     <w:p>
+      <w:pPr>
+        <w:keepNext/>
+      </w:pPr>
       <w:r>
         <w:rPr>
           <w:bCs/>
@@ -1334,6 +1507,9 @@
       </w:r>
     </w:p>
     <w:p>
+      <w:pPr>
+        <w:keepNext/>
+      </w:pPr>
       <w:r>
         <w:rPr>
           <w:bCs/>
@@ -1664,6 +1840,9 @@
       </w:r>
     </w:p>
     <w:p>
+      <w:pPr>
+        <w:keepNext/>
+      </w:pPr>
       <w:r>
         <w:rPr>
           <w:bCs/>
@@ -1721,6 +1900,9 @@
       </w:r>
     </w:p>
     <w:p>
+      <w:pPr>
+        <w:keepNext/>
+      </w:pPr>
       <w:r>
         <w:rPr>
           <w:iCs/>
@@ -1730,6 +1912,9 @@
       </w:r>
     </w:p>
     <w:p>
+      <w:pPr>
+        <w:keepNext/>
+      </w:pPr>
       <w:r>
         <w:rPr>
           <w:bCs/>
@@ -1760,12 +1945,14 @@
       </w:tblGrid>
       <w:tr>
         <w:trPr>
+          <w:cantSplit/>
           <w:tblHeader w:val="true"/>
         </w:trPr>
         <w:tc>
           <w:tcPr/>
           <w:p>
             <w:pPr>
+              <w:keepNext/>
               <w:jc w:val="left"/>
             </w:pPr>
             <w:r>
@@ -1781,6 +1968,7 @@
           <w:tcPr/>
           <w:p>
             <w:pPr>
+              <w:keepNext/>
               <w:jc w:val="left"/>
             </w:pPr>
             <w:r>
@@ -1796,6 +1984,7 @@
           <w:tcPr/>
           <w:p>
             <w:pPr>
+              <w:keepNext/>
               <w:jc w:val="left"/>
             </w:pPr>
             <w:r>
@@ -1809,6 +1998,9 @@
         </w:tc>
       </w:tr>
       <w:tr>
+        <w:trPr>
+          <w:cantSplit/>
+        </w:trPr>
         <w:tc>
           <w:tcPr/>
           <w:p>
@@ -1835,6 +2027,7 @@
           <w:tcPr/>
           <w:p>
             <w:pPr>
+              <w:keepNext/>
               <w:jc w:val="left"/>
             </w:pPr>
             <w:r>
@@ -1848,6 +2041,9 @@
         </w:tc>
       </w:tr>
       <w:tr>
+        <w:trPr>
+          <w:cantSplit/>
+        </w:trPr>
         <w:tc>
           <w:tcPr/>
           <w:p>
@@ -1869,6 +2065,9 @@
         </w:tc>
       </w:tr>
       <w:tr>
+        <w:trPr>
+          <w:cantSplit/>
+        </w:trPr>
         <w:tc>
           <w:tcPr/>
           <w:p>
@@ -1890,6 +2089,9 @@
         </w:tc>
       </w:tr>
       <w:tr>
+        <w:trPr>
+          <w:cantSplit/>
+        </w:trPr>
         <w:tc>
           <w:tcPr/>
           <w:p>
@@ -1928,6 +2130,9 @@
       </w:r>
     </w:p>
     <w:p>
+      <w:pPr>
+        <w:keepNext/>
+      </w:pPr>
       <w:r>
         <w:rPr>
           <w:bCs/>
@@ -1985,6 +2190,9 @@
       </w:r>
     </w:p>
     <w:p>
+      <w:pPr>
+        <w:keepNext/>
+      </w:pPr>
       <w:r>
         <w:rPr>
           <w:iCs/>
@@ -1994,6 +2202,9 @@
       </w:r>
     </w:p>
     <w:p>
+      <w:pPr>
+        <w:keepNext/>
+      </w:pPr>
       <w:r>
         <w:rPr>
           <w:bCs/>
@@ -2003,6 +2214,9 @@
       </w:r>
     </w:p>
     <w:p>
+      <w:pPr>
+        <w:keepNext/>
+      </w:pPr>
       <w:r>
         <w:rPr>
           <w:bCs/>
@@ -2032,6 +2246,9 @@
         <w:gridCol w:w="2640"/>
       </w:tblGrid>
       <w:tr>
+        <w:trPr>
+          <w:cantSplit/>
+        </w:trPr>
         <w:tc>
           <w:tcPr/>
           <w:p>
@@ -2047,6 +2264,7 @@
           <w:tcPr/>
           <w:p>
             <w:pPr>
+              <w:keepNext/>
               <w:jc w:val="left"/>
             </w:pPr>
             <w:r>
@@ -2071,6 +2289,9 @@
         </w:tc>
       </w:tr>
       <w:tr>
+        <w:trPr>
+          <w:cantSplit/>
+        </w:trPr>
         <w:tc>
           <w:tcPr/>
           <w:p>
@@ -2086,6 +2307,7 @@
           <w:tcPr/>
           <w:p>
             <w:pPr>
+              <w:keepNext/>
               <w:jc w:val="left"/>
             </w:pPr>
             <w:r>
@@ -2110,6 +2332,9 @@
         </w:tc>
       </w:tr>
       <w:tr>
+        <w:trPr>
+          <w:cantSplit/>
+        </w:trPr>
         <w:tc>
           <w:tcPr/>
           <w:p>
@@ -2125,6 +2350,7 @@
           <w:tcPr/>
           <w:p>
             <w:pPr>
+              <w:keepNext/>
               <w:jc w:val="left"/>
             </w:pPr>
             <w:r>
@@ -2149,6 +2375,9 @@
         </w:tc>
       </w:tr>
       <w:tr>
+        <w:trPr>
+          <w:cantSplit/>
+        </w:trPr>
         <w:tc>
           <w:tcPr/>
           <w:p>
@@ -2164,6 +2393,7 @@
           <w:tcPr/>
           <w:p>
             <w:pPr>
+              <w:keepNext/>
               <w:jc w:val="left"/>
             </w:pPr>
             <w:r>
@@ -2188,6 +2418,9 @@
         </w:tc>
       </w:tr>
       <w:tr>
+        <w:trPr>
+          <w:cantSplit/>
+        </w:trPr>
         <w:tc>
           <w:tcPr/>
           <w:p>
@@ -2203,6 +2436,7 @@
           <w:tcPr/>
           <w:p>
             <w:pPr>
+              <w:keepNext/>
               <w:jc w:val="left"/>
             </w:pPr>
             <w:r>
@@ -2228,6 +2462,9 @@
       </w:tr>
     </w:tbl>
     <w:p>
+      <w:pPr>
+        <w:keepNext/>
+      </w:pPr>
       <w:r>
         <w:rPr>
           <w:bCs/>
@@ -2256,10 +2493,14 @@
         <w:gridCol w:w="3960"/>
       </w:tblGrid>
       <w:tr>
-        <w:tc>
-          <w:tcPr/>
-          <w:p>
-            <w:pPr>
+        <w:trPr>
+          <w:cantSplit/>
+        </w:trPr>
+        <w:tc>
+          <w:tcPr/>
+          <w:p>
+            <w:pPr>
+              <w:keepNext/>
               <w:jc w:val="left"/>
             </w:pPr>
             <w:r>
@@ -2284,10 +2525,14 @@
         </w:tc>
       </w:tr>
       <w:tr>
-        <w:tc>
-          <w:tcPr/>
-          <w:p>
-            <w:pPr>
+        <w:trPr>
+          <w:cantSplit/>
+        </w:trPr>
+        <w:tc>
+          <w:tcPr/>
+          <w:p>
+            <w:pPr>
+              <w:keepNext/>
               <w:jc w:val="left"/>
             </w:pPr>
             <w:r>
@@ -2312,10 +2557,14 @@
         </w:tc>
       </w:tr>
       <w:tr>
-        <w:tc>
-          <w:tcPr/>
-          <w:p>
-            <w:pPr>
+        <w:trPr>
+          <w:cantSplit/>
+        </w:trPr>
+        <w:tc>
+          <w:tcPr/>
+          <w:p>
+            <w:pPr>
+              <w:keepNext/>
               <w:jc w:val="left"/>
             </w:pPr>
             <w:r>
@@ -2340,10 +2589,14 @@
         </w:tc>
       </w:tr>
       <w:tr>
-        <w:tc>
-          <w:tcPr/>
-          <w:p>
-            <w:pPr>
+        <w:trPr>
+          <w:cantSplit/>
+        </w:trPr>
+        <w:tc>
+          <w:tcPr/>
+          <w:p>
+            <w:pPr>
+              <w:keepNext/>
               <w:jc w:val="left"/>
             </w:pPr>
             <w:r>
@@ -2368,10 +2621,14 @@
         </w:tc>
       </w:tr>
       <w:tr>
-        <w:tc>
-          <w:tcPr/>
-          <w:p>
-            <w:pPr>
+        <w:trPr>
+          <w:cantSplit/>
+        </w:trPr>
+        <w:tc>
+          <w:tcPr/>
+          <w:p>
+            <w:pPr>
+              <w:keepNext/>
               <w:jc w:val="left"/>
             </w:pPr>
             <w:r>
@@ -2396,10 +2653,14 @@
         </w:tc>
       </w:tr>
       <w:tr>
-        <w:tc>
-          <w:tcPr/>
-          <w:p>
-            <w:pPr>
+        <w:trPr>
+          <w:cantSplit/>
+        </w:trPr>
+        <w:tc>
+          <w:tcPr/>
+          <w:p>
+            <w:pPr>
+              <w:keepNext/>
               <w:jc w:val="left"/>
             </w:pPr>
             <w:r>
@@ -2425,6 +2686,9 @@
       </w:tr>
     </w:tbl>
     <w:p>
+      <w:pPr>
+        <w:keepNext/>
+      </w:pPr>
       <w:r>
         <w:rPr>
           <w:bCs/>
@@ -2434,6 +2698,9 @@
       </w:r>
     </w:p>
     <w:p>
+      <w:pPr>
+        <w:keepNext/>
+      </w:pPr>
       <w:r>
         <w:rPr>
           <w:bCs/>
@@ -2443,6 +2710,9 @@
       </w:r>
     </w:p>
     <w:p>
+      <w:pPr>
+        <w:keepNext/>
+      </w:pPr>
       <w:r>
         <w:rPr>
           <w:bCs/>
@@ -2472,6 +2742,9 @@
       </w:r>
     </w:p>
     <w:p>
+      <w:pPr>
+        <w:keepNext/>
+      </w:pPr>
       <w:r>
         <w:rPr>
           <w:bCs/>
@@ -2501,6 +2774,9 @@
       </w:r>
     </w:p>
     <w:p>
+      <w:pPr>
+        <w:keepNext/>
+      </w:pPr>
       <w:r>
         <w:rPr>
           <w:bCs/>
@@ -2530,6 +2806,9 @@
       </w:r>
     </w:p>
     <w:p>
+      <w:pPr>
+        <w:keepNext/>
+      </w:pPr>
       <w:r>
         <w:rPr>
           <w:bCs/>
@@ -2539,6 +2818,9 @@
       </w:r>
     </w:p>
     <w:p>
+      <w:pPr>
+        <w:keepNext/>
+      </w:pPr>
       <w:r>
         <w:rPr>
           <w:bCs/>
@@ -2607,6 +2889,9 @@
       </w:r>
     </w:p>
     <w:p>
+      <w:pPr>
+        <w:keepNext/>
+      </w:pPr>
       <w:r>
         <w:rPr>
           <w:bCs/>
@@ -2616,6 +2901,9 @@
       </w:r>
     </w:p>
     <w:p>
+      <w:pPr>
+        <w:keepNext/>
+      </w:pPr>
       <w:r>
         <w:rPr>
           <w:bCs/>
@@ -2625,6 +2913,9 @@
       </w:r>
     </w:p>
     <w:p>
+      <w:pPr>
+        <w:keepNext/>
+      </w:pPr>
       <w:r>
         <w:rPr>
           <w:bCs/>
@@ -2639,6 +2930,9 @@
       </w:r>
     </w:p>
     <w:p>
+      <w:pPr>
+        <w:keepNext/>
+      </w:pPr>
       <w:r>
         <w:rPr>
           <w:bCs/>
@@ -2648,6 +2942,9 @@
       </w:r>
     </w:p>
     <w:p>
+      <w:pPr>
+        <w:keepNext/>
+      </w:pPr>
       <w:r>
         <w:rPr>
           <w:bCs/>
@@ -2659,6 +2956,9 @@
       </w:r>
     </w:p>
     <w:p>
+      <w:pPr>
+        <w:keepNext/>
+      </w:pPr>
       <w:r>
         <w:rPr>
           <w:bCs/>
@@ -2668,6 +2968,9 @@
       </w:r>
     </w:p>
     <w:p>
+      <w:pPr>
+        <w:keepNext/>
+      </w:pPr>
       <w:r>
         <w:rPr>
           <w:bCs/>
@@ -2790,6 +3093,9 @@
       </w:r>
     </w:p>
     <w:p>
+      <w:pPr>
+        <w:keepNext/>
+      </w:pPr>
       <w:r>
         <w:rPr>
           <w:bCs/>
@@ -2821,6 +3127,7 @@
       </w:tblGrid>
       <w:tr>
         <w:trPr>
+          <w:cantSplit/>
           <w:tblHeader w:val="true"/>
         </w:trPr>
         <w:tc>
@@ -2831,6 +3138,7 @@
           <w:tcPr/>
           <w:p>
             <w:pPr>
+              <w:keepNext/>
               <w:jc w:val="left"/>
             </w:pPr>
             <w:r>
@@ -2846,6 +3154,7 @@
           <w:tcPr/>
           <w:p>
             <w:pPr>
+              <w:keepNext/>
               <w:jc w:val="left"/>
             </w:pPr>
             <w:r>
@@ -2861,6 +3170,7 @@
           <w:tcPr/>
           <w:p>
             <w:pPr>
+              <w:keepNext/>
               <w:jc w:val="left"/>
             </w:pPr>
             <w:r>
@@ -2874,10 +3184,14 @@
         </w:tc>
       </w:tr>
       <w:tr>
-        <w:tc>
-          <w:tcPr/>
-          <w:p>
-            <w:pPr>
+        <w:trPr>
+          <w:cantSplit/>
+        </w:trPr>
+        <w:tc>
+          <w:tcPr/>
+          <w:p>
+            <w:pPr>
+              <w:keepNext/>
               <w:jc w:val="left"/>
             </w:pPr>
             <w:r>
@@ -2924,10 +3238,14 @@
         </w:tc>
       </w:tr>
       <w:tr>
-        <w:tc>
-          <w:tcPr/>
-          <w:p>
-            <w:pPr>
+        <w:trPr>
+          <w:cantSplit/>
+        </w:trPr>
+        <w:tc>
+          <w:tcPr/>
+          <w:p>
+            <w:pPr>
+              <w:keepNext/>
               <w:jc w:val="left"/>
             </w:pPr>
             <w:r>
@@ -3069,6 +3387,9 @@
       </w:r>
     </w:p>
     <w:p>
+      <w:pPr>
+        <w:keepNext/>
+      </w:pPr>
       <w:r>
         <w:rPr>
           <w:bCs/>
@@ -3078,6 +3399,9 @@
       </w:r>
     </w:p>
     <w:p>
+      <w:pPr>
+        <w:keepNext/>
+      </w:pPr>
       <w:r>
         <w:rPr>
           <w:bCs/>
@@ -3158,6 +3482,9 @@
       </w:r>
     </w:p>
     <w:p>
+      <w:pPr>
+        <w:keepNext/>
+      </w:pPr>
       <w:r>
         <w:rPr>
           <w:bCs/>
@@ -3167,6 +3494,9 @@
       </w:r>
     </w:p>
     <w:p>
+      <w:pPr>
+        <w:keepNext/>
+      </w:pPr>
       <w:r>
         <w:rPr>
           <w:bCs/>
@@ -3247,6 +3577,9 @@
       </w:r>
     </w:p>
     <w:p>
+      <w:pPr>
+        <w:keepNext/>
+      </w:pPr>
       <w:r>
         <w:rPr>
           <w:bCs/>
@@ -3256,6 +3589,9 @@
       </w:r>
     </w:p>
     <w:p>
+      <w:pPr>
+        <w:keepNext/>
+      </w:pPr>
       <w:r>
         <w:rPr>
           <w:bCs/>
@@ -3309,6 +3645,9 @@
       </w:r>
     </w:p>
     <w:p>
+      <w:pPr>
+        <w:keepNext/>
+      </w:pPr>
       <w:r>
         <w:rPr>
           <w:bCs/>
@@ -3318,6 +3657,9 @@
       </w:r>
     </w:p>
     <w:p>
+      <w:pPr>
+        <w:keepNext/>
+      </w:pPr>
       <w:r>
         <w:rPr>
           <w:bCs/>
@@ -3327,6 +3669,9 @@
       </w:r>
     </w:p>
     <w:p>
+      <w:pPr>
+        <w:keepNext/>
+      </w:pPr>
       <w:r>
         <w:rPr>
           <w:bCs/>
@@ -3336,6 +3681,9 @@
       </w:r>
     </w:p>
     <w:p>
+      <w:pPr>
+        <w:keepNext/>
+      </w:pPr>
       <w:r>
         <w:rPr>
           <w:bCs/>
@@ -3345,6 +3693,9 @@
       </w:r>
     </w:p>
     <w:p>
+      <w:pPr>
+        <w:keepNext/>
+      </w:pPr>
       <w:r>
         <w:rPr>
           <w:bCs/>
@@ -3374,6 +3725,9 @@
       </w:r>
     </w:p>
     <w:p>
+      <w:pPr>
+        <w:keepNext/>
+      </w:pPr>
       <w:r>
         <w:rPr>
           <w:bCs/>
@@ -3408,6 +3762,9 @@
       </w:r>
     </w:p>
     <w:p>
+      <w:pPr>
+        <w:keepNext/>
+      </w:pPr>
       <w:r>
         <w:rPr>
           <w:bCs/>
@@ -3417,6 +3774,9 @@
       </w:r>
     </w:p>
     <w:p>
+      <w:pPr>
+        <w:keepNext/>
+      </w:pPr>
       <w:r>
         <w:rPr>
           <w:bCs/>
@@ -3428,6 +3788,9 @@
       </w:r>
     </w:p>
     <w:p>
+      <w:pPr>
+        <w:keepNext/>
+      </w:pPr>
       <w:r>
         <w:rPr>
           <w:bCs/>
@@ -3452,6 +3815,9 @@
       </w:r>
     </w:p>
     <w:p>
+      <w:pPr>
+        <w:keepNext/>
+      </w:pPr>
       <w:r>
         <w:rPr>
           <w:bCs/>
@@ -3510,6 +3876,9 @@
       </w:r>
     </w:p>
     <w:p>
+      <w:pPr>
+        <w:keepNext/>
+      </w:pPr>
       <w:r>
         <w:rPr>
           <w:bCs/>
@@ -3534,6 +3903,9 @@
       </w:r>
     </w:p>
     <w:p>
+      <w:pPr>
+        <w:keepNext/>
+      </w:pPr>
       <w:r>
         <w:rPr>
           <w:bCs/>
@@ -3592,6 +3964,9 @@
       </w:r>
     </w:p>
     <w:p>
+      <w:pPr>
+        <w:keepNext/>
+      </w:pPr>
       <w:r>
         <w:rPr>
           <w:bCs/>
@@ -3616,6 +3991,9 @@
       </w:r>
     </w:p>
     <w:p>
+      <w:pPr>
+        <w:keepNext/>
+      </w:pPr>
       <w:r>
         <w:rPr>
           <w:bCs/>
@@ -3636,6 +4014,9 @@
       </w:r>
     </w:p>
     <w:p>
+      <w:pPr>
+        <w:keepNext/>
+      </w:pPr>
       <w:r>
         <w:rPr>
           <w:bCs/>
@@ -3665,6 +4046,9 @@
         <w:gridCol w:w="2640"/>
       </w:tblGrid>
       <w:tr>
+        <w:trPr>
+          <w:cantSplit/>
+        </w:trPr>
         <w:tc>
           <w:tcPr/>
           <w:p>
@@ -3680,6 +4064,7 @@
           <w:tcPr/>
           <w:p>
             <w:pPr>
+              <w:keepNext/>
               <w:jc w:val="left"/>
             </w:pPr>
             <w:r>
@@ -3704,6 +4089,9 @@
         </w:tc>
       </w:tr>
       <w:tr>
+        <w:trPr>
+          <w:cantSplit/>
+        </w:trPr>
         <w:tc>
           <w:tcPr/>
           <w:p>
@@ -3719,6 +4107,7 @@
           <w:tcPr/>
           <w:p>
             <w:pPr>
+              <w:keepNext/>
               <w:jc w:val="left"/>
             </w:pPr>
             <w:r>
@@ -3743,6 +4132,9 @@
         </w:tc>
       </w:tr>
       <w:tr>
+        <w:trPr>
+          <w:cantSplit/>
+        </w:trPr>
         <w:tc>
           <w:tcPr/>
           <w:p>
@@ -3758,6 +4150,7 @@
           <w:tcPr/>
           <w:p>
             <w:pPr>
+              <w:keepNext/>
               <w:jc w:val="left"/>
             </w:pPr>
             <w:r>
@@ -3782,6 +4175,9 @@
         </w:tc>
       </w:tr>
       <w:tr>
+        <w:trPr>
+          <w:cantSplit/>
+        </w:trPr>
         <w:tc>
           <w:tcPr/>
           <w:p>
@@ -3797,6 +4193,7 @@
           <w:tcPr/>
           <w:p>
             <w:pPr>
+              <w:keepNext/>
               <w:jc w:val="left"/>
             </w:pPr>
             <w:r>
@@ -3822,6 +4219,9 @@
       </w:tr>
     </w:tbl>
     <w:p>
+      <w:pPr>
+        <w:keepNext/>
+      </w:pPr>
       <w:r>
         <w:rPr>
           <w:bCs/>
@@ -3850,10 +4250,14 @@
         <w:gridCol w:w="3960"/>
       </w:tblGrid>
       <w:tr>
-        <w:tc>
-          <w:tcPr/>
-          <w:p>
-            <w:pPr>
+        <w:trPr>
+          <w:cantSplit/>
+        </w:trPr>
+        <w:tc>
+          <w:tcPr/>
+          <w:p>
+            <w:pPr>
+              <w:keepNext/>
               <w:jc w:val="left"/>
             </w:pPr>
             <w:r>
@@ -3878,10 +4282,14 @@
         </w:tc>
       </w:tr>
       <w:tr>
-        <w:tc>
-          <w:tcPr/>
-          <w:p>
-            <w:pPr>
+        <w:trPr>
+          <w:cantSplit/>
+        </w:trPr>
+        <w:tc>
+          <w:tcPr/>
+          <w:p>
+            <w:pPr>
+              <w:keepNext/>
               <w:jc w:val="left"/>
             </w:pPr>
             <w:r>
@@ -3906,10 +4314,14 @@
         </w:tc>
       </w:tr>
       <w:tr>
-        <w:tc>
-          <w:tcPr/>
-          <w:p>
-            <w:pPr>
+        <w:trPr>
+          <w:cantSplit/>
+        </w:trPr>
+        <w:tc>
+          <w:tcPr/>
+          <w:p>
+            <w:pPr>
+              <w:keepNext/>
               <w:jc w:val="left"/>
             </w:pPr>
             <w:r>
@@ -3934,10 +4346,14 @@
         </w:tc>
       </w:tr>
       <w:tr>
-        <w:tc>
-          <w:tcPr/>
-          <w:p>
-            <w:pPr>
+        <w:trPr>
+          <w:cantSplit/>
+        </w:trPr>
+        <w:tc>
+          <w:tcPr/>
+          <w:p>
+            <w:pPr>
+              <w:keepNext/>
               <w:jc w:val="left"/>
             </w:pPr>
             <w:r>
@@ -3962,10 +4378,14 @@
         </w:tc>
       </w:tr>
       <w:tr>
-        <w:tc>
-          <w:tcPr/>
-          <w:p>
-            <w:pPr>
+        <w:trPr>
+          <w:cantSplit/>
+        </w:trPr>
+        <w:tc>
+          <w:tcPr/>
+          <w:p>
+            <w:pPr>
+              <w:keepNext/>
               <w:jc w:val="left"/>
             </w:pPr>
             <w:r>
@@ -3991,6 +4411,9 @@
       </w:tr>
     </w:tbl>
     <w:p>
+      <w:pPr>
+        <w:keepNext/>
+      </w:pPr>
       <w:r>
         <w:rPr>
           <w:bCs/>
@@ -4000,6 +4423,9 @@
       </w:r>
     </w:p>
     <w:p>
+      <w:pPr>
+        <w:keepNext/>
+      </w:pPr>
       <w:r>
         <w:rPr>
           <w:bCs/>
@@ -4011,6 +4437,9 @@
       </w:r>
     </w:p>
     <w:p>
+      <w:pPr>
+        <w:keepNext/>
+      </w:pPr>
       <w:r>
         <w:rPr>
           <w:bCs/>
@@ -4020,6 +4449,9 @@
       </w:r>
     </w:p>
     <w:p>
+      <w:pPr>
+        <w:keepNext/>
+      </w:pPr>
       <w:r>
         <w:rPr>
           <w:bCs/>
@@ -4067,6 +4499,9 @@
       </w:r>
     </w:p>
     <w:p>
+      <w:pPr>
+        <w:keepNext/>
+      </w:pPr>
       <w:r>
         <w:rPr>
           <w:bCs/>
@@ -4076,6 +4511,9 @@
       </w:r>
     </w:p>
     <w:p>
+      <w:pPr>
+        <w:keepNext/>
+      </w:pPr>
       <w:r>
         <w:rPr>
           <w:bCs/>
@@ -4100,6 +4538,9 @@
       </w:r>
     </w:p>
     <w:p>
+      <w:pPr>
+        <w:keepNext/>
+      </w:pPr>
       <w:r>
         <w:rPr>
           <w:bCs/>
@@ -4109,6 +4550,9 @@
       </w:r>
     </w:p>
     <w:p>
+      <w:pPr>
+        <w:keepNext/>
+      </w:pPr>
       <w:r>
         <w:rPr>
           <w:bCs/>
@@ -4118,6 +4562,9 @@
       </w:r>
     </w:p>
     <w:p>
+      <w:pPr>
+        <w:keepNext/>
+      </w:pPr>
       <w:r>
         <w:rPr>
           <w:bCs/>
@@ -4152,6 +4599,9 @@
       </w:r>
     </w:p>
     <w:p>
+      <w:pPr>
+        <w:keepNext/>
+      </w:pPr>
       <w:r>
         <w:rPr>
           <w:bCs/>
@@ -4163,6 +4613,9 @@
       </w:r>
     </w:p>
     <w:p>
+      <w:pPr>
+        <w:keepNext/>
+      </w:pPr>
       <w:r>
         <w:rPr>
           <w:bCs/>
@@ -4172,6 +4625,9 @@
       </w:r>
     </w:p>
     <w:p>
+      <w:pPr>
+        <w:keepNext/>
+      </w:pPr>
       <w:r>
         <w:rPr>
           <w:bCs/>
@@ -4181,6 +4637,9 @@
       </w:r>
     </w:p>
     <w:p>
+      <w:pPr>
+        <w:keepNext/>
+      </w:pPr>
       <w:r>
         <w:rPr>
           <w:bCs/>
@@ -4190,6 +4649,9 @@
       </w:r>
     </w:p>
     <w:p>
+      <w:pPr>
+        <w:keepNext/>
+      </w:pPr>
       <w:r>
         <w:rPr>
           <w:bCs/>
@@ -4201,6 +4663,9 @@
       </w:r>
     </w:p>
     <w:p>
+      <w:pPr>
+        <w:keepNext/>
+      </w:pPr>
       <w:r>
         <w:rPr>
           <w:bCs/>
@@ -4258,6 +4723,9 @@
       </w:r>
     </w:p>
     <w:p>
+      <w:pPr>
+        <w:keepNext/>
+      </w:pPr>
       <w:r>
         <w:rPr>
           <w:iCs/>
@@ -4292,6 +4760,9 @@
       </w:r>
     </w:p>
     <w:p>
+      <w:pPr>
+        <w:keepNext/>
+      </w:pPr>
       <w:r>
         <w:rPr>
           <w:bCs/>
@@ -4312,6 +4783,9 @@
       </w:r>
     </w:p>
     <w:p>
+      <w:pPr>
+        <w:keepNext/>
+      </w:pPr>
       <w:r>
         <w:rPr>
           <w:bCs/>
@@ -4341,6 +4815,9 @@
       </w:r>
     </w:p>
     <w:p>
+      <w:pPr>
+        <w:keepNext/>
+      </w:pPr>
       <w:r>
         <w:rPr>
           <w:bCs/>
@@ -4370,6 +4847,9 @@
       </w:r>
     </w:p>
     <w:p>
+      <w:pPr>
+        <w:keepNext/>
+      </w:pPr>
       <w:r>
         <w:rPr>
           <w:bCs/>
@@ -4399,6 +4879,9 @@
       </w:r>
     </w:p>
     <w:p>
+      <w:pPr>
+        <w:keepNext/>
+      </w:pPr>
       <w:r>
         <w:rPr>
           <w:bCs/>
@@ -4408,6 +4891,9 @@
       </w:r>
     </w:p>
     <w:p>
+      <w:pPr>
+        <w:keepNext/>
+      </w:pPr>
       <w:r>
         <w:rPr>
           <w:bCs/>
@@ -4417,6 +4903,9 @@
       </w:r>
     </w:p>
     <w:p>
+      <w:pPr>
+        <w:keepNext/>
+      </w:pPr>
       <w:r>
         <w:rPr>
           <w:bCs/>
@@ -4446,6 +4935,9 @@
         <w:gridCol w:w="2640"/>
       </w:tblGrid>
       <w:tr>
+        <w:trPr>
+          <w:cantSplit/>
+        </w:trPr>
         <w:tc>
           <w:tcPr/>
           <w:p>
@@ -4461,6 +4953,7 @@
           <w:tcPr/>
           <w:p>
             <w:pPr>
+              <w:keepNext/>
               <w:jc w:val="left"/>
             </w:pPr>
             <w:r>
@@ -4485,6 +4978,9 @@
         </w:tc>
       </w:tr>
       <w:tr>
+        <w:trPr>
+          <w:cantSplit/>
+        </w:trPr>
         <w:tc>
           <w:tcPr/>
           <w:p>
@@ -4500,6 +4996,7 @@
           <w:tcPr/>
           <w:p>
             <w:pPr>
+              <w:keepNext/>
               <w:jc w:val="left"/>
             </w:pPr>
             <w:r>
@@ -4524,6 +5021,9 @@
         </w:tc>
       </w:tr>
       <w:tr>
+        <w:trPr>
+          <w:cantSplit/>
+        </w:trPr>
         <w:tc>
           <w:tcPr/>
           <w:p>
@@ -4539,6 +5039,7 @@
           <w:tcPr/>
           <w:p>
             <w:pPr>
+              <w:keepNext/>
               <w:jc w:val="left"/>
             </w:pPr>
             <w:r>
@@ -4563,6 +5064,9 @@
         </w:tc>
       </w:tr>
       <w:tr>
+        <w:trPr>
+          <w:cantSplit/>
+        </w:trPr>
         <w:tc>
           <w:tcPr/>
           <w:p>
@@ -4578,6 +5082,7 @@
           <w:tcPr/>
           <w:p>
             <w:pPr>
+              <w:keepNext/>
               <w:jc w:val="left"/>
             </w:pPr>
             <w:r>
@@ -4603,6 +5108,9 @@
       </w:tr>
     </w:tbl>
     <w:p>
+      <w:pPr>
+        <w:keepNext/>
+      </w:pPr>
       <w:r>
         <w:rPr>
           <w:bCs/>
@@ -4631,10 +5139,14 @@
         <w:gridCol w:w="3960"/>
       </w:tblGrid>
       <w:tr>
-        <w:tc>
-          <w:tcPr/>
-          <w:p>
-            <w:pPr>
+        <w:trPr>
+          <w:cantSplit/>
+        </w:trPr>
+        <w:tc>
+          <w:tcPr/>
+          <w:p>
+            <w:pPr>
+              <w:keepNext/>
               <w:jc w:val="left"/>
             </w:pPr>
             <w:r>
@@ -4659,10 +5171,14 @@
         </w:tc>
       </w:tr>
       <w:tr>
-        <w:tc>
-          <w:tcPr/>
-          <w:p>
-            <w:pPr>
+        <w:trPr>
+          <w:cantSplit/>
+        </w:trPr>
+        <w:tc>
+          <w:tcPr/>
+          <w:p>
+            <w:pPr>
+              <w:keepNext/>
               <w:jc w:val="left"/>
             </w:pPr>
             <w:r>
@@ -4687,10 +5203,14 @@
         </w:tc>
       </w:tr>
       <w:tr>
-        <w:tc>
-          <w:tcPr/>
-          <w:p>
-            <w:pPr>
+        <w:trPr>
+          <w:cantSplit/>
+        </w:trPr>
+        <w:tc>
+          <w:tcPr/>
+          <w:p>
+            <w:pPr>
+              <w:keepNext/>
               <w:jc w:val="left"/>
             </w:pPr>
             <w:r>
@@ -4715,10 +5235,14 @@
         </w:tc>
       </w:tr>
       <w:tr>
-        <w:tc>
-          <w:tcPr/>
-          <w:p>
-            <w:pPr>
+        <w:trPr>
+          <w:cantSplit/>
+        </w:trPr>
+        <w:tc>
+          <w:tcPr/>
+          <w:p>
+            <w:pPr>
+              <w:keepNext/>
               <w:jc w:val="left"/>
             </w:pPr>
             <w:r>
@@ -4743,10 +5267,14 @@
         </w:tc>
       </w:tr>
       <w:tr>
-        <w:tc>
-          <w:tcPr/>
-          <w:p>
-            <w:pPr>
+        <w:trPr>
+          <w:cantSplit/>
+        </w:trPr>
+        <w:tc>
+          <w:tcPr/>
+          <w:p>
+            <w:pPr>
+              <w:keepNext/>
               <w:jc w:val="left"/>
             </w:pPr>
             <w:r>
@@ -4772,6 +5300,9 @@
       </w:tr>
     </w:tbl>
     <w:p>
+      <w:pPr>
+        <w:keepNext/>
+      </w:pPr>
       <w:r>
         <w:rPr>
           <w:bCs/>
@@ -4806,6 +5337,9 @@
       </w:r>
     </w:p>
     <w:p>
+      <w:pPr>
+        <w:keepNext/>
+      </w:pPr>
       <w:r>
         <w:rPr>
           <w:bCs/>
@@ -4859,6 +5393,9 @@
       </w:r>
     </w:p>
     <w:p>
+      <w:pPr>
+        <w:keepNext/>
+      </w:pPr>
       <w:r>
         <w:rPr>
           <w:bCs/>
@@ -4868,6 +5405,9 @@
       </w:r>
     </w:p>
     <w:p>
+      <w:pPr>
+        <w:keepNext/>
+      </w:pPr>
       <w:r>
         <w:rPr>
           <w:bCs/>
@@ -4879,6 +5419,9 @@
       </w:r>
     </w:p>
     <w:p>
+      <w:pPr>
+        <w:keepNext/>
+      </w:pPr>
       <w:r>
         <w:rPr>
           <w:bCs/>
@@ -4888,6 +5431,9 @@
       </w:r>
     </w:p>
     <w:p>
+      <w:pPr>
+        <w:keepNext/>
+      </w:pPr>
       <w:r>
         <w:rPr>
           <w:bCs/>
@@ -4897,6 +5443,9 @@
       </w:r>
     </w:p>
     <w:p>
+      <w:pPr>
+        <w:keepNext/>
+      </w:pPr>
       <w:r>
         <w:rPr>
           <w:bCs/>
@@ -4956,6 +5505,9 @@
       </w:r>
     </w:p>
     <w:p>
+      <w:pPr>
+        <w:keepNext/>
+      </w:pPr>
       <w:r>
         <w:rPr>
           <w:bCs/>
@@ -4965,6 +5517,9 @@
       </w:r>
     </w:p>
     <w:p>
+      <w:pPr>
+        <w:keepNext/>
+      </w:pPr>
       <w:r>
         <w:rPr>
           <w:bCs/>
@@ -4974,6 +5529,9 @@
       </w:r>
     </w:p>
     <w:p>
+      <w:pPr>
+        <w:keepNext/>
+      </w:pPr>
       <w:r>
         <w:rPr>
           <w:bCs/>
@@ -5018,6 +5576,9 @@
       </w:r>
     </w:p>
     <w:p>
+      <w:pPr>
+        <w:keepNext/>
+      </w:pPr>
       <w:r>
         <w:rPr>
           <w:bCs/>
@@ -5027,6 +5588,9 @@
       </w:r>
     </w:p>
     <w:p>
+      <w:pPr>
+        <w:keepNext/>
+      </w:pPr>
       <w:r>
         <w:rPr>
           <w:bCs/>
@@ -5036,6 +5600,9 @@
       </w:r>
     </w:p>
     <w:p>
+      <w:pPr>
+        <w:keepNext/>
+      </w:pPr>
       <w:r>
         <w:rPr>
           <w:bCs/>
@@ -5080,6 +5647,9 @@
       </w:r>
     </w:p>
     <w:p>
+      <w:pPr>
+        <w:keepNext/>
+      </w:pPr>
       <w:r>
         <w:rPr>
           <w:bCs/>
@@ -5089,6 +5659,9 @@
       </w:r>
     </w:p>
     <w:p>
+      <w:pPr>
+        <w:keepNext/>
+      </w:pPr>
       <w:r>
         <w:rPr>
           <w:bCs/>
@@ -5098,6 +5671,9 @@
       </w:r>
     </w:p>
     <w:p>
+      <w:pPr>
+        <w:keepNext/>
+      </w:pPr>
       <w:r>
         <w:rPr>
           <w:bCs/>
@@ -5127,6 +5703,9 @@
       </w:r>
     </w:p>
     <w:p>
+      <w:pPr>
+        <w:keepNext/>
+      </w:pPr>
       <w:r>
         <w:rPr>
           <w:bCs/>
@@ -5136,6 +5715,9 @@
       </w:r>
     </w:p>
     <w:p>
+      <w:pPr>
+        <w:keepNext/>
+      </w:pPr>
       <w:r>
         <w:rPr>
           <w:bCs/>
@@ -5147,6 +5729,9 @@
       </w:r>
     </w:p>
     <w:p>
+      <w:pPr>
+        <w:keepNext/>
+      </w:pPr>
       <w:r>
         <w:rPr>
           <w:bCs/>
@@ -5156,6 +5741,9 @@
       </w:r>
     </w:p>
     <w:p>
+      <w:pPr>
+        <w:keepNext/>
+      </w:pPr>
       <w:r>
         <w:rPr>
           <w:bCs/>
@@ -5165,6 +5753,9 @@
       </w:r>
     </w:p>
     <w:p>
+      <w:pPr>
+        <w:keepNext/>
+      </w:pPr>
       <w:r>
         <w:rPr>
           <w:bCs/>
@@ -5194,6 +5785,9 @@
         <w:gridCol w:w="2640"/>
       </w:tblGrid>
       <w:tr>
+        <w:trPr>
+          <w:cantSplit/>
+        </w:trPr>
         <w:tc>
           <w:tcPr/>
           <w:p>
@@ -5209,6 +5803,7 @@
           <w:tcPr/>
           <w:p>
             <w:pPr>
+              <w:keepNext/>
               <w:jc w:val="left"/>
             </w:pPr>
             <w:r>
@@ -5233,6 +5828,9 @@
         </w:tc>
       </w:tr>
       <w:tr>
+        <w:trPr>
+          <w:cantSplit/>
+        </w:trPr>
         <w:tc>
           <w:tcPr/>
           <w:p>
@@ -5248,6 +5846,7 @@
           <w:tcPr/>
           <w:p>
             <w:pPr>
+              <w:keepNext/>
               <w:jc w:val="left"/>
             </w:pPr>
             <w:r>
@@ -5272,6 +5871,9 @@
         </w:tc>
       </w:tr>
       <w:tr>
+        <w:trPr>
+          <w:cantSplit/>
+        </w:trPr>
         <w:tc>
           <w:tcPr/>
           <w:p>
@@ -5287,6 +5889,7 @@
           <w:tcPr/>
           <w:p>
             <w:pPr>
+              <w:keepNext/>
               <w:jc w:val="left"/>
             </w:pPr>
             <w:r>
@@ -5311,6 +5914,9 @@
         </w:tc>
       </w:tr>
       <w:tr>
+        <w:trPr>
+          <w:cantSplit/>
+        </w:trPr>
         <w:tc>
           <w:tcPr/>
           <w:p>
@@ -5326,6 +5932,7 @@
           <w:tcPr/>
           <w:p>
             <w:pPr>
+              <w:keepNext/>
               <w:jc w:val="left"/>
             </w:pPr>
             <w:r>
@@ -5351,6 +5958,9 @@
       </w:tr>
     </w:tbl>
     <w:p>
+      <w:pPr>
+        <w:keepNext/>
+      </w:pPr>
       <w:r>
         <w:rPr>
           <w:bCs/>
@@ -5379,10 +5989,14 @@
         <w:gridCol w:w="3960"/>
       </w:tblGrid>
       <w:tr>
-        <w:tc>
-          <w:tcPr/>
-          <w:p>
-            <w:pPr>
+        <w:trPr>
+          <w:cantSplit/>
+        </w:trPr>
+        <w:tc>
+          <w:tcPr/>
+          <w:p>
+            <w:pPr>
+              <w:keepNext/>
               <w:jc w:val="left"/>
             </w:pPr>
             <w:r>
@@ -5407,10 +6021,14 @@
         </w:tc>
       </w:tr>
       <w:tr>
-        <w:tc>
-          <w:tcPr/>
-          <w:p>
-            <w:pPr>
+        <w:trPr>
+          <w:cantSplit/>
+        </w:trPr>
+        <w:tc>
+          <w:tcPr/>
+          <w:p>
+            <w:pPr>
+              <w:keepNext/>
               <w:jc w:val="left"/>
             </w:pPr>
             <w:r>
@@ -5435,10 +6053,14 @@
         </w:tc>
       </w:tr>
       <w:tr>
-        <w:tc>
-          <w:tcPr/>
-          <w:p>
-            <w:pPr>
+        <w:trPr>
+          <w:cantSplit/>
+        </w:trPr>
+        <w:tc>
+          <w:tcPr/>
+          <w:p>
+            <w:pPr>
+              <w:keepNext/>
               <w:jc w:val="left"/>
             </w:pPr>
             <w:r>
@@ -5463,10 +6085,14 @@
         </w:tc>
       </w:tr>
       <w:tr>
-        <w:tc>
-          <w:tcPr/>
-          <w:p>
-            <w:pPr>
+        <w:trPr>
+          <w:cantSplit/>
+        </w:trPr>
+        <w:tc>
+          <w:tcPr/>
+          <w:p>
+            <w:pPr>
+              <w:keepNext/>
               <w:jc w:val="left"/>
             </w:pPr>
             <w:r>
@@ -5491,10 +6117,14 @@
         </w:tc>
       </w:tr>
       <w:tr>
-        <w:tc>
-          <w:tcPr/>
-          <w:p>
-            <w:pPr>
+        <w:trPr>
+          <w:cantSplit/>
+        </w:trPr>
+        <w:tc>
+          <w:tcPr/>
+          <w:p>
+            <w:pPr>
+              <w:keepNext/>
               <w:jc w:val="left"/>
             </w:pPr>
             <w:r>
@@ -5520,6 +6150,9 @@
       </w:tr>
     </w:tbl>
     <w:p>
+      <w:pPr>
+        <w:keepNext/>
+      </w:pPr>
       <w:r>
         <w:rPr>
           <w:bCs/>
@@ -5544,6 +6177,9 @@
       </w:r>
     </w:p>
     <w:p>
+      <w:pPr>
+        <w:keepNext/>
+      </w:pPr>
       <w:r>
         <w:rPr>
           <w:bCs/>
@@ -5597,6 +6233,9 @@
       </w:r>
     </w:p>
     <w:p>
+      <w:pPr>
+        <w:keepNext/>
+      </w:pPr>
       <w:r>
         <w:rPr>
           <w:bCs/>
@@ -5606,6 +6245,9 @@
       </w:r>
     </w:p>
     <w:p>
+      <w:pPr>
+        <w:keepNext/>
+      </w:pPr>
       <w:r>
         <w:rPr>
           <w:bCs/>
@@ -5646,6 +6288,9 @@
       </w:r>
     </w:p>
     <w:p>
+      <w:pPr>
+        <w:keepNext/>
+      </w:pPr>
       <w:r>
         <w:rPr>
           <w:bCs/>
@@ -5655,6 +6300,9 @@
       </w:r>
     </w:p>
     <w:p>
+      <w:pPr>
+        <w:keepNext/>
+      </w:pPr>
       <w:r>
         <w:rPr>
           <w:bCs/>
@@ -5679,6 +6327,9 @@
       </w:r>
     </w:p>
     <w:p>
+      <w:pPr>
+        <w:keepNext/>
+      </w:pPr>
       <w:r>
         <w:rPr>
           <w:bCs/>
@@ -5690,6 +6341,9 @@
       </w:r>
     </w:p>
     <w:p>
+      <w:pPr>
+        <w:keepNext/>
+      </w:pPr>
       <w:r>
         <w:rPr>
           <w:bCs/>
@@ -5699,6 +6353,9 @@
       </w:r>
     </w:p>
     <w:p>
+      <w:pPr>
+        <w:keepNext/>
+      </w:pPr>
       <w:r>
         <w:rPr>
           <w:bCs/>
@@ -5708,6 +6365,9 @@
       </w:r>
     </w:p>
     <w:p>
+      <w:pPr>
+        <w:keepNext/>
+      </w:pPr>
       <w:r>
         <w:rPr>
           <w:bCs/>
@@ -5737,6 +6397,9 @@
       </w:r>
     </w:p>
     <w:p>
+      <w:pPr>
+        <w:keepNext/>
+      </w:pPr>
       <w:r>
         <w:rPr>
           <w:bCs/>
@@ -5746,6 +6409,9 @@
       </w:r>
     </w:p>
     <w:p>
+      <w:pPr>
+        <w:keepNext/>
+      </w:pPr>
       <w:r>
         <w:rPr>
           <w:bCs/>
@@ -5782,6 +6448,9 @@
       </w:r>
     </w:p>
     <w:p>
+      <w:pPr>
+        <w:keepNext/>
+      </w:pPr>
       <w:r>
         <w:rPr>
           <w:bCs/>
@@ -5835,6 +6504,9 @@
       </w:r>
     </w:p>
     <w:p>
+      <w:pPr>
+        <w:keepNext/>
+      </w:pPr>
       <w:r>
         <w:rPr>
           <w:bCs/>
@@ -5844,6 +6516,9 @@
       </w:r>
     </w:p>
     <w:p>
+      <w:pPr>
+        <w:keepNext/>
+      </w:pPr>
       <w:r>
         <w:rPr>
           <w:bCs/>
@@ -5853,6 +6528,9 @@
       </w:r>
     </w:p>
     <w:p>
+      <w:pPr>
+        <w:keepNext/>
+      </w:pPr>
       <w:r>
         <w:rPr>
           <w:bCs/>
@@ -5882,6 +6560,9 @@
         <w:gridCol w:w="2640"/>
       </w:tblGrid>
       <w:tr>
+        <w:trPr>
+          <w:cantSplit/>
+        </w:trPr>
         <w:tc>
           <w:tcPr/>
           <w:p>
@@ -5897,6 +6578,7 @@
           <w:tcPr/>
           <w:p>
             <w:pPr>
+              <w:keepNext/>
               <w:jc w:val="left"/>
             </w:pPr>
             <w:r>
@@ -5921,6 +6603,9 @@
         </w:tc>
       </w:tr>
       <w:tr>
+        <w:trPr>
+          <w:cantSplit/>
+        </w:trPr>
         <w:tc>
           <w:tcPr/>
           <w:p>
@@ -5936,6 +6621,7 @@
           <w:tcPr/>
           <w:p>
             <w:pPr>
+              <w:keepNext/>
               <w:jc w:val="left"/>
             </w:pPr>
             <w:r>
@@ -5960,6 +6646,9 @@
         </w:tc>
       </w:tr>
       <w:tr>
+        <w:trPr>
+          <w:cantSplit/>
+        </w:trPr>
         <w:tc>
           <w:tcPr/>
           <w:p>
@@ -5975,6 +6664,7 @@
           <w:tcPr/>
           <w:p>
             <w:pPr>
+              <w:keepNext/>
               <w:jc w:val="left"/>
             </w:pPr>
             <w:r>
@@ -5999,6 +6689,9 @@
         </w:tc>
       </w:tr>
       <w:tr>
+        <w:trPr>
+          <w:cantSplit/>
+        </w:trPr>
         <w:tc>
           <w:tcPr/>
           <w:p>
@@ -6014,6 +6707,7 @@
           <w:tcPr/>
           <w:p>
             <w:pPr>
+              <w:keepNext/>
               <w:jc w:val="left"/>
             </w:pPr>
             <w:r>
@@ -6039,6 +6733,9 @@
       </w:tr>
     </w:tbl>
     <w:p>
+      <w:pPr>
+        <w:keepNext/>
+      </w:pPr>
       <w:r>
         <w:rPr>
           <w:bCs/>
@@ -6067,10 +6764,14 @@
         <w:gridCol w:w="3960"/>
       </w:tblGrid>
       <w:tr>
-        <w:tc>
-          <w:tcPr/>
-          <w:p>
-            <w:pPr>
+        <w:trPr>
+          <w:cantSplit/>
+        </w:trPr>
+        <w:tc>
+          <w:tcPr/>
+          <w:p>
+            <w:pPr>
+              <w:keepNext/>
               <w:jc w:val="left"/>
             </w:pPr>
             <w:r>
@@ -6095,10 +6796,14 @@
         </w:tc>
       </w:tr>
       <w:tr>
-        <w:tc>
-          <w:tcPr/>
-          <w:p>
-            <w:pPr>
+        <w:trPr>
+          <w:cantSplit/>
+        </w:trPr>
+        <w:tc>
+          <w:tcPr/>
+          <w:p>
+            <w:pPr>
+              <w:keepNext/>
               <w:jc w:val="left"/>
             </w:pPr>
             <w:r>
@@ -6123,10 +6828,14 @@
         </w:tc>
       </w:tr>
       <w:tr>
-        <w:tc>
-          <w:tcPr/>
-          <w:p>
-            <w:pPr>
+        <w:trPr>
+          <w:cantSplit/>
+        </w:trPr>
+        <w:tc>
+          <w:tcPr/>
+          <w:p>
+            <w:pPr>
+              <w:keepNext/>
               <w:jc w:val="left"/>
             </w:pPr>
             <w:r>
@@ -6151,10 +6860,14 @@
         </w:tc>
       </w:tr>
       <w:tr>
-        <w:tc>
-          <w:tcPr/>
-          <w:p>
-            <w:pPr>
+        <w:trPr>
+          <w:cantSplit/>
+        </w:trPr>
+        <w:tc>
+          <w:tcPr/>
+          <w:p>
+            <w:pPr>
+              <w:keepNext/>
               <w:jc w:val="left"/>
             </w:pPr>
             <w:r>
@@ -6179,10 +6892,14 @@
         </w:tc>
       </w:tr>
       <w:tr>
-        <w:tc>
-          <w:tcPr/>
-          <w:p>
-            <w:pPr>
+        <w:trPr>
+          <w:cantSplit/>
+        </w:trPr>
+        <w:tc>
+          <w:tcPr/>
+          <w:p>
+            <w:pPr>
+              <w:keepNext/>
               <w:jc w:val="left"/>
             </w:pPr>
             <w:r>
@@ -6208,6 +6925,9 @@
       </w:tr>
     </w:tbl>
     <w:p>
+      <w:pPr>
+        <w:keepNext/>
+      </w:pPr>
       <w:r>
         <w:rPr>
           <w:bCs/>
@@ -6217,6 +6937,9 @@
       </w:r>
     </w:p>
     <w:p>
+      <w:pPr>
+        <w:keepNext/>
+      </w:pPr>
       <w:r>
         <w:rPr>
           <w:bCs/>
@@ -6231,6 +6954,9 @@
       </w:r>
     </w:p>
     <w:p>
+      <w:pPr>
+        <w:keepNext/>
+      </w:pPr>
       <w:r>
         <w:rPr>
           <w:bCs/>
@@ -6240,6 +6966,9 @@
       </w:r>
     </w:p>
     <w:p>
+      <w:pPr>
+        <w:keepNext/>
+      </w:pPr>
       <w:r>
         <w:rPr>
           <w:bCs/>
@@ -6261,6 +6990,9 @@
       </w:r>
     </w:p>
     <w:p>
+      <w:pPr>
+        <w:keepNext/>
+      </w:pPr>
       <w:r>
         <w:rPr>
           <w:bCs/>
@@ -6314,6 +7046,9 @@
       </w:r>
     </w:p>
     <w:p>
+      <w:pPr>
+        <w:keepNext/>
+      </w:pPr>
       <w:r>
         <w:rPr>
           <w:bCs/>
@@ -6323,6 +7058,9 @@
       </w:r>
     </w:p>
     <w:p>
+      <w:pPr>
+        <w:keepNext/>
+      </w:pPr>
       <w:r>
         <w:rPr>
           <w:bCs/>
@@ -6337,6 +7075,9 @@
       </w:r>
     </w:p>
     <w:p>
+      <w:pPr>
+        <w:keepNext/>
+      </w:pPr>
       <w:r>
         <w:rPr>
           <w:bCs/>
@@ -6356,6 +7097,9 @@
       </w:r>
     </w:p>
     <w:p>
+      <w:pPr>
+        <w:keepNext/>
+      </w:pPr>
       <w:r>
         <w:rPr>
           <w:bCs/>
@@ -6365,6 +7109,9 @@
       </w:r>
     </w:p>
     <w:p>
+      <w:pPr>
+        <w:keepNext/>
+      </w:pPr>
       <w:r>
         <w:rPr>
           <w:bCs/>
@@ -6376,6 +7123,9 @@
       </w:r>
     </w:p>
     <w:p>
+      <w:pPr>
+        <w:keepNext/>
+      </w:pPr>
       <w:r>
         <w:rPr>
           <w:bCs/>
@@ -6385,6 +7135,9 @@
       </w:r>
     </w:p>
     <w:p>
+      <w:pPr>
+        <w:keepNext/>
+      </w:pPr>
       <w:r>
         <w:rPr>
           <w:bCs/>
@@ -6521,6 +7274,9 @@
       </w:r>
     </w:p>
     <w:p>
+      <w:pPr>
+        <w:keepNext/>
+      </w:pPr>
       <w:r>
         <w:rPr>
           <w:bCs/>
@@ -6530,6 +7286,9 @@
       </w:r>
     </w:p>
     <w:p>
+      <w:pPr>
+        <w:keepNext/>
+      </w:pPr>
       <w:r>
         <w:rPr>
           <w:bCs/>
@@ -6564,6 +7323,9 @@
       </w:r>
     </w:p>
     <w:p>
+      <w:pPr>
+        <w:keepNext/>
+      </w:pPr>
       <w:r>
         <w:rPr>
           <w:bCs/>
@@ -6573,6 +7335,9 @@
       </w:r>
     </w:p>
     <w:p>
+      <w:pPr>
+        <w:keepNext/>
+      </w:pPr>
       <w:r>
         <w:rPr>
           <w:bCs/>

--- a/docs/general-english/A2/build/a21-u01.docx
+++ b/docs/general-english/A2/build/a21-u01.docx
@@ -8052,7 +8052,7 @@
         <w:spacing w:before="0" w:after="120" w:line="276" w:lineRule="auto"/>
       </w:pPr>
       <w:r>
-        <w:t xml:space="preserve">Dear Yuki, Welcome to 14 Alder Street. I live on the second floor with Tomas. Two useful things: Amina’s shop downstairs opens every day except Sunday, and the number 7 bus goes to the centre every ten minutes. The post comes before nine. If you need anything, knock on our door. See you soon. Maya (64 words)</w:t>
+        <w:t xml:space="preserve">Dear Yuki, Welcome to 14 Alder Street. I live on the second floor with Tomas. Two useful things: Amina’s shop downstairs opens every day except Sunday, and the number 7 bus goes to the centre every ten minutes. The post comes before nine. If you need anything, knock on our door. See you soon. Maya (55 words)</w:t>
       </w:r>
     </w:p>
     <w:p>
@@ -10267,7 +10267,7 @@
         <w:spacing w:before="0" w:after="120" w:line="276" w:lineRule="auto"/>
       </w:pPr>
       <w:r>
-        <w:t xml:space="preserve">I think I should knock on the door with a short note, because a note is easy for a shy person to read later. Also, it takes two minutes and it does not ask them to talk straight away. This is better than waiting on the stairs, because you can wait for weeks and never meet somebody who works from home. (60 words)</w:t>
+        <w:t xml:space="preserve">I think I should knock on the door with a short note, because a note is easy for a shy person to read later. Also, it takes two minutes and it does not ask them to talk straight away. This is better than waiting on the stairs, because you can wait for weeks and never meet somebody who works from home. (61 words)</w:t>
       </w:r>
     </w:p>
     <w:p>

--- a/docs/general-english/A2/build/a21-u01.docx
+++ b/docs/general-english/A2/build/a21-u01.docx
@@ -3843,7 +3843,7 @@
         </w:numPr>
       </w:pPr>
       <w:r>
-        <w:t xml:space="preserve">Mr Okonkwo has an ______________ at the clinic on Thursday.</w:t>
+        <w:t xml:space="preserve">Mr Okonkwo has an ______________ at the health centre on Thursday.</w:t>
       </w:r>
     </w:p>
     <w:p>
@@ -10467,7 +10467,7 @@
         </w:numPr>
       </w:pPr>
       <w:r>
-        <w:t xml:space="preserve">Maya has an ______________________ at the clinic on Thursday.</w:t>
+        <w:t xml:space="preserve">Maya has an ______________________ at the health centre on Thursday.</w:t>
       </w:r>
     </w:p>
     <w:p>

--- a/docs/general-english/A2/build/a21-u01.docx
+++ b/docs/general-english/A2/build/a21-u01.docx
@@ -25,6 +25,12 @@
     <w:p>
       <w:pPr>
         <w:spacing w:before="0" w:after="360" w:line="276" w:lineRule="auto"/>
+        <w:sectPr>
+          <w:footerReference w:type="default" r:id="rIdFooterA2"/>
+          <w:pgSz w:w="11906" w:h="16838" w:orient="portrait"/>
+          <w:pgMar w:top="1440" w:right="1440" w:bottom="1440" w:left="1440" w:header="708" w:footer="708" w:gutter="0"/>
+          <w:docGrid w:linePitch="360"/>
+        </w:sectPr>
       </w:pPr>
       <w:r>
         <w:rPr>
@@ -43,11 +49,16 @@
         <w:spacing w:before="200" w:after="80" w:line="240" w:lineRule="auto"/>
         <w:jc w:val="center"/>
         <w:keepNext/>
+        <w:sectPr>
+          <w:pgSz w:w="11906" w:h="16838" w:orient="portrait"/>
+          <w:pgMar w:top="0" w:right="0" w:bottom="0" w:left="0" w:header="0" w:footer="0" w:gutter="0"/>
+          <w:docGrid w:linePitch="360"/>
+        </w:sectPr>
       </w:pPr>
       <w:r>
         <w:drawing>
           <wp:inline>
-            <wp:extent cx="3209925" cy="1809750"/>
+            <wp:extent cx="7560564" cy="10692130"/>
             <wp:effectExtent b="0" l="0" r="0" t="0"/>
             <wp:docPr descr="The opening page of Unit 1, People and Routines: the grammar point is the present simple and the present continuous, and three things the learner will be able to do by the end of the unit." title="" id="21" name="Picture"/>
             <a:graphic>
@@ -68,7 +79,7 @@
                   <pic:spPr bwMode="auto">
                     <a:xfrm>
                       <a:off x="0" y="0"/>
-                      <a:ext cx="3209925" cy="1809750"/>
+                      <a:ext cx="7560564" cy="10692130"/>
                     </a:xfrm>
                     <a:prstGeom prst="rect">
                       <a:avLst/>
@@ -922,7 +933,7 @@
       <w:r>
         <w:drawing>
           <wp:inline>
-            <wp:extent cx="4514850" cy="1809750"/>
+            <wp:extent cx="5724525" cy="2295525"/>
             <wp:effectExtent b="0" l="0" r="0" t="0"/>
             <wp:docPr descr="The six people of 14 Alder Street at eight in the morning, each with the place they belong to: Maya and the bookshop, Tomas and the hospital, Amina and the corner shop, Dani the student, Mr Okonkwo the teacher, and Yuki who works at home." title="" id="24" name="Picture"/>
             <a:graphic>
@@ -943,7 +954,7 @@
                   <pic:spPr bwMode="auto">
                     <a:xfrm>
                       <a:off x="0" y="0"/>
-                      <a:ext cx="4514850" cy="1809750"/>
+                      <a:ext cx="5724525" cy="2295525"/>
                     </a:xfrm>
                     <a:prstGeom prst="rect">
                       <a:avLst/>
@@ -2457,7 +2468,7 @@
       <w:r>
         <w:drawing>
           <wp:inline>
-            <wp:extent cx="4562475" cy="1809750"/>
+            <wp:extent cx="5724525" cy="2266950"/>
             <wp:effectExtent b="0" l="0" r="0" t="0"/>
             <wp:docPr descr="Six cards, each showing a job and the place that job is done: a nurse at a hospital, a shop assistant at a shop, a teacher at a school, a bus driver on a bus, a cook in a kitchen and a student with books." title="" id="27" name="Picture"/>
             <a:graphic>
@@ -2478,7 +2489,7 @@
                   <pic:spPr bwMode="auto">
                     <a:xfrm>
                       <a:off x="0" y="0"/>
-                      <a:ext cx="4562475" cy="1809750"/>
+                      <a:ext cx="5724525" cy="2266950"/>
                     </a:xfrm>
                     <a:prstGeom prst="rect">
                       <a:avLst/>
@@ -2859,7 +2870,7 @@
       <w:r>
         <w:drawing>
           <wp:inline>
-            <wp:extent cx="4905375" cy="1809750"/>
+            <wp:extent cx="5724525" cy="2114550"/>
             <wp:effectExtent b="0" l="0" r="0" t="0"/>
             <wp:docPr descr="A single day drawn as a column of five bands, light at the top and dark at the bottom, with a sun, a clock and a moon beside it. Five numbered lines run to the right for the learner to write dawn, midday, afternoon, evening and midnight." title="" id="30" name="Picture"/>
             <a:graphic>
@@ -2880,7 +2891,7 @@
                   <pic:spPr bwMode="auto">
                     <a:xfrm>
                       <a:off x="0" y="0"/>
-                      <a:ext cx="4905375" cy="1809750"/>
+                      <a:ext cx="5724525" cy="2114550"/>
                     </a:xfrm>
                     <a:prstGeom prst="rect">
                       <a:avLst/>
@@ -4135,7 +4146,7 @@
       <w:r>
         <w:drawing>
           <wp:inline>
-            <wp:extent cx="4381500" cy="1809750"/>
+            <wp:extent cx="5724525" cy="2362200"/>
             <wp:effectExtent b="0" l="0" r="0" t="0"/>
             <wp:docPr descr="The unit’s grammar as two columns. On the left the present simple, with four marks spread across a timeline for something that happens again and again. On the right the present continuous, with one mark at now." title="" id="33" name="Picture"/>
             <a:graphic>
@@ -4156,7 +4167,7 @@
                   <pic:spPr bwMode="auto">
                     <a:xfrm>
                       <a:off x="0" y="0"/>
-                      <a:ext cx="4381500" cy="1809750"/>
+                      <a:ext cx="5724525" cy="2362200"/>
                     </a:xfrm>
                     <a:prstGeom prst="rect">
                       <a:avLst/>
@@ -4586,7 +4597,7 @@
       <w:r>
         <w:drawing>
           <wp:inline>
-            <wp:extent cx="5143500" cy="1295400"/>
+            <wp:extent cx="5724525" cy="1438275"/>
             <wp:effectExtent b="0" l="0" r="0" t="0"/>
             <wp:docPr descr="One weekday on a line, with five times marked: Maya gets up at half past six, catches the bus at ten past eight, starts work at nine, has a short break at eleven, and the shop closes at six." title="" id="36" name="Picture"/>
             <a:graphic>
@@ -4607,7 +4618,7 @@
                   <pic:spPr bwMode="auto">
                     <a:xfrm>
                       <a:off x="0" y="0"/>
-                      <a:ext cx="5143500" cy="1295400"/>
+                      <a:ext cx="5724525" cy="1438275"/>
                     </a:xfrm>
                     <a:prstGeom prst="rect">
                       <a:avLst/>
@@ -5203,7 +5214,7 @@
       <w:r>
         <w:drawing>
           <wp:inline>
-            <wp:extent cx="5143500" cy="1685925"/>
+            <wp:extent cx="5724525" cy="1876425"/>
             <wp:effectExtent b="0" l="0" r="0" t="0"/>
             <wp:docPr descr="The three listenings in this unit: Tomas talks about his week at the hospital, Amina and Yuki talk in the corner shop, and Mr Okonkwo describes a morning on Alder Street." title="" id="39" name="Picture"/>
             <a:graphic>
@@ -5224,7 +5235,7 @@
                   <pic:spPr bwMode="auto">
                     <a:xfrm>
                       <a:off x="0" y="0"/>
-                      <a:ext cx="5143500" cy="1685925"/>
+                      <a:ext cx="5724525" cy="1876425"/>
                     </a:xfrm>
                     <a:prstGeom prst="rect">
                       <a:avLst/>
@@ -6323,7 +6334,7 @@
       <w:r>
         <w:drawing>
           <wp:inline>
-            <wp:extent cx="5133975" cy="1809750"/>
+            <wp:extent cx="5724525" cy="2019300"/>
             <wp:effectExtent b="0" l="0" r="0" t="0"/>
             <wp:docPr descr="The two role-play cards side by side. Card A, Maya: greet, say your name and your floor, say where you work, ask two questions. Card B, Yuki: greet, say that you are new here, say what you do, ask about the shop and the bus." title="" id="42" name="Picture"/>
             <a:graphic>
@@ -6344,7 +6355,7 @@
                   <pic:spPr bwMode="auto">
                     <a:xfrm>
                       <a:off x="0" y="0"/>
-                      <a:ext cx="5133975" cy="1809750"/>
+                      <a:ext cx="5724525" cy="2019300"/>
                     </a:xfrm>
                     <a:prstGeom prst="rect">
                       <a:avLst/>
@@ -6600,7 +6611,7 @@
       <w:r>
         <w:drawing>
           <wp:inline>
-            <wp:extent cx="5143500" cy="1171575"/>
+            <wp:extent cx="5724525" cy="1304925"/>
             <wp:effectExtent b="0" l="0" r="0" t="0"/>
             <wp:docPr descr="Five stages of one morning on Alder Street in order, each with an arrow to the next: Tomas finishes a night shift, Amina opens the shop, Maya catches the bus, Dani starts his class, Mr Okonkwo watches from his window." title="" id="45" name="Picture"/>
             <a:graphic>
@@ -6621,7 +6632,7 @@
                   <pic:spPr bwMode="auto">
                     <a:xfrm>
                       <a:off x="0" y="0"/>
-                      <a:ext cx="5143500" cy="1171575"/>
+                      <a:ext cx="5724525" cy="1304925"/>
                     </a:xfrm>
                     <a:prstGeom prst="rect">
                       <a:avLst/>
@@ -7469,7 +7480,7 @@
       <w:r>
         <w:drawing>
           <wp:inline>
-            <wp:extent cx="5143500" cy="1409700"/>
+            <wp:extent cx="5724525" cy="1571625"/>
             <wp:effectExtent b="0" l="0" r="0" t="0"/>
             <wp:docPr descr="The same day in three places: in Spain some shops close in the early afternoon, in Japan station staff help people onto the trains in the morning, and in the north of Europe the working day finishes at four or five." title="" id="48" name="Picture"/>
             <a:graphic>
@@ -7490,7 +7501,7 @@
                   <pic:spPr bwMode="auto">
                     <a:xfrm>
                       <a:off x="0" y="0"/>
-                      <a:ext cx="5143500" cy="1409700"/>
+                      <a:ext cx="5724525" cy="1571625"/>
                     </a:xfrm>
                     <a:prstGeom prst="rect">
                       <a:avLst/>
@@ -7706,7 +7717,7 @@
       <w:r>
         <w:drawing>
           <wp:inline>
-            <wp:extent cx="5143500" cy="1685925"/>
+            <wp:extent cx="5724525" cy="1876425"/>
             <wp:effectExtent b="0" l="0" r="0" t="0"/>
             <wp:docPr descr="The shape of the paragraph the learner is about to write, in four steps: who and when, then first and then, then a usually sentence, and last one sentence about what is happening at the moment." title="" id="51" name="Picture"/>
             <a:graphic>
@@ -7727,7 +7738,7 @@
                   <pic:spPr bwMode="auto">
                     <a:xfrm>
                       <a:off x="0" y="0"/>
-                      <a:ext cx="5143500" cy="1685925"/>
+                      <a:ext cx="5724525" cy="1876425"/>
                     </a:xfrm>
                     <a:prstGeom prst="rect">
                       <a:avLst/>
@@ -8259,7 +8270,7 @@
       <w:r>
         <w:drawing>
           <wp:inline>
-            <wp:extent cx="5143500" cy="1771650"/>
+            <wp:extent cx="5724525" cy="1971675"/>
             <wp:effectExtent b="0" l="0" r="0" t="0"/>
             <wp:docPr descr="Four things a neighbour says, each with an arrow to what it does: opening a conversation, showing somebody around, giving useful local information, and offering help." title="" id="54" name="Picture"/>
             <a:graphic>
@@ -8280,7 +8291,7 @@
                   <pic:spPr bwMode="auto">
                     <a:xfrm>
                       <a:off x="0" y="0"/>
-                      <a:ext cx="5143500" cy="1771650"/>
+                      <a:ext cx="5724525" cy="1971675"/>
                     </a:xfrm>
                     <a:prstGeom prst="rect">
                       <a:avLst/>
@@ -9299,7 +9310,7 @@
       <w:r>
         <w:drawing>
           <wp:inline>
-            <wp:extent cx="5143500" cy="1571625"/>
+            <wp:extent cx="5724525" cy="1752600"/>
             <wp:effectExtent b="0" l="0" r="0" t="0"/>
             <wp:docPr descr="Jun’s mornings before and after one small change. Before: he stopped the alarm four times, ran for the train and arrived angry. After: the phone in the kitchen, time for tea, and ten pages on the train." title="" id="57" name="Picture"/>
             <a:graphic>
@@ -9320,7 +9331,7 @@
                   <pic:spPr bwMode="auto">
                     <a:xfrm>
                       <a:off x="0" y="0"/>
-                      <a:ext cx="5143500" cy="1571625"/>
+                      <a:ext cx="5724525" cy="1752600"/>
                     </a:xfrm>
                     <a:prstGeom prst="rect">
                       <a:avLst/>
@@ -10535,7 +10546,7 @@
       <w:r>
         <w:drawing>
           <wp:inline>
-            <wp:extent cx="5143500" cy="1543050"/>
+            <wp:extent cx="5724525" cy="1724025"/>
             <wp:effectExtent b="0" l="0" r="0" t="0"/>
             <wp:docPr descr="The five Can-Do lines of the unit as a strip with a box to tick beside each, the last one marked Plus." title="" id="60" name="Picture"/>
             <a:graphic>
@@ -10556,7 +10567,7 @@
                   <pic:spPr bwMode="auto">
                     <a:xfrm>
                       <a:off x="0" y="0"/>
-                      <a:ext cx="5143500" cy="1543050"/>
+                      <a:ext cx="5724525" cy="1724025"/>
                     </a:xfrm>
                     <a:prstGeom prst="rect">
                       <a:avLst/>
